--- a/briefings/线口监测午报-2026-09-07.docx
+++ b/briefings/线口监测午报-2026-09-07.docx
@@ -22,7 +22,7 @@
           <w:color w:val="888888"/>
           <w:sz w:val="18"/>
         </w:rPr>
-        <w:t>监测窗口:近48小时 | 生成时间:2026-09-07 12:47</w:t>
+        <w:t>监测窗口:近48小时 | 生成时间:2026-09-07 14:08</w:t>
       </w:r>
     </w:p>
     <w:p>
@@ -427,7 +427,7 @@
           <w:color w:val="888888"/>
           <w:sz w:val="24"/>
         </w:rPr>
-        <w:t>加南科技预告新款屏显 AI 眼镜：整机 26g，计划 2027 年春季发布</w:t>
+        <w:t>加南科技预告新款屏显 AI 眼镜：整机 26g、无边框设计，计划 2027 年春季发布</w:t>
       </w:r>
     </w:p>
     <w:p>
@@ -437,7 +437,7 @@
           <w:color w:val="888888"/>
           <w:sz w:val="18"/>
         </w:rPr>
-        <w:t>来源:Bing新闻 | 时间:09-06 09:57</w:t>
+        <w:t>来源:Bing新闻 | 时间:09-06 17:57</w:t>
       </w:r>
     </w:p>
     <w:p>
@@ -454,58 +454,7 @@
             <w:color w:val="0563C1"/>
             <w:u w:val="single"/>
           </w:rPr>
-          <w:t>加南科技预告新款屏显 AI 眼镜：整机 26g，计划 2027 年春季发布</w:t>
-        </w:r>
-      </w:hyperlink>
-    </w:p>
-    <w:p>
-      <w:pPr>
-        <w:pStyle w:val="Heading3"/>
-      </w:pPr>
-      <w:r>
-        <w:rPr>
-          <w:rFonts w:ascii="Times New Roman" w:hAnsi="Times New Roman" w:eastAsia="黑体"/>
-          <w:b w:val="0"/>
-          <w:color w:val="888888"/>
-          <w:sz w:val="24"/>
-        </w:rPr>
-        <w:t>【C级·参考】</w:t>
-      </w:r>
-      <w:r>
-        <w:rPr>
-          <w:rFonts w:ascii="Times New Roman" w:hAnsi="Times New Roman" w:eastAsia="黑体"/>
-          <w:b w:val="0"/>
-          <w:color w:val="888888"/>
-          <w:sz w:val="24"/>
-        </w:rPr>
-        <w:t>雷鸟亮相IFA2026：把私人影院与AI助手双双装进眼镜</w:t>
-      </w:r>
-    </w:p>
-    <w:p>
-      <w:r>
-        <w:rPr>
-          <w:rFonts w:ascii="Times New Roman" w:hAnsi="Times New Roman" w:eastAsia="宋体"/>
-          <w:color w:val="888888"/>
-          <w:sz w:val="18"/>
-        </w:rPr>
-        <w:t>来源:Bing新闻 | 时间:09-05 16:02</w:t>
-      </w:r>
-    </w:p>
-    <w:p>
-      <w:r>
-        <w:rPr>
-          <w:rFonts w:ascii="Times New Roman" w:hAnsi="Times New Roman" w:eastAsia="宋体"/>
-          <w:sz w:val="18"/>
-        </w:rPr>
-        <w:t>链接:</w:t>
-      </w:r>
-      <w:hyperlink r:id="rId17">
-        <w:r>
-          <w:rPr>
-            <w:color w:val="0563C1"/>
-            <w:u w:val="single"/>
-          </w:rPr>
-          <w:t>雷鸟亮相IFA2026：把私人影院与AI助手双双装进眼镜</w:t>
+          <w:t>加南科技预告新款屏显 AI 眼镜：整机 26g、无边框设计，计划 2027 年春季发布</w:t>
         </w:r>
       </w:hyperlink>
     </w:p>
@@ -562,7 +511,7 @@
         </w:rPr>
         <w:t>链接:</w:t>
       </w:r>
-      <w:hyperlink r:id="rId18">
+      <w:hyperlink r:id="rId17">
         <w:r>
           <w:rPr>
             <w:color w:val="0563C1"/>
@@ -625,7 +574,7 @@
         </w:rPr>
         <w:t>链接:</w:t>
       </w:r>
-      <w:hyperlink r:id="rId19">
+      <w:hyperlink r:id="rId18">
         <w:r>
           <w:rPr>
             <w:color w:val="0563C1"/>
@@ -705,7 +654,7 @@
         </w:rPr>
         <w:t>链接:</w:t>
       </w:r>
-      <w:hyperlink r:id="rId20">
+      <w:hyperlink r:id="rId19">
         <w:r>
           <w:rPr>
             <w:color w:val="0563C1"/>
@@ -756,7 +705,7 @@
         </w:rPr>
         <w:t>链接:</w:t>
       </w:r>
-      <w:hyperlink r:id="rId21">
+      <w:hyperlink r:id="rId20">
         <w:r>
           <w:rPr>
             <w:color w:val="0563C1"/>
@@ -807,7 +756,7 @@
         </w:rPr>
         <w:t>链接:</w:t>
       </w:r>
-      <w:hyperlink r:id="rId22">
+      <w:hyperlink r:id="rId21">
         <w:r>
           <w:rPr>
             <w:color w:val="0563C1"/>
@@ -858,7 +807,7 @@
         </w:rPr>
         <w:t>链接:</w:t>
       </w:r>
-      <w:hyperlink r:id="rId23">
+      <w:hyperlink r:id="rId22">
         <w:r>
           <w:rPr>
             <w:color w:val="0563C1"/>
@@ -909,7 +858,7 @@
         </w:rPr>
         <w:t>链接:</w:t>
       </w:r>
-      <w:hyperlink r:id="rId24">
+      <w:hyperlink r:id="rId23">
         <w:r>
           <w:rPr>
             <w:color w:val="0563C1"/>
@@ -960,7 +909,7 @@
         </w:rPr>
         <w:t>链接:</w:t>
       </w:r>
-      <w:hyperlink r:id="rId25">
+      <w:hyperlink r:id="rId24">
         <w:r>
           <w:rPr>
             <w:color w:val="0563C1"/>
@@ -1011,7 +960,7 @@
         </w:rPr>
         <w:t>链接:</w:t>
       </w:r>
-      <w:hyperlink r:id="rId26">
+      <w:hyperlink r:id="rId25">
         <w:r>
           <w:rPr>
             <w:color w:val="0563C1"/>
@@ -1062,7 +1011,7 @@
         </w:rPr>
         <w:t>链接:</w:t>
       </w:r>
-      <w:hyperlink r:id="rId27">
+      <w:hyperlink r:id="rId26">
         <w:r>
           <w:rPr>
             <w:color w:val="0563C1"/>
@@ -1115,7 +1064,7 @@
           <w:rFonts w:ascii="Times New Roman" w:hAnsi="Times New Roman" w:eastAsia="宋体"/>
           <w:sz w:val="18"/>
         </w:rPr>
-        <w:t>IT之家(60)、GameLook(6)、HackerNews(2)、Bing新闻(4)</w:t>
+        <w:t>IT之家(60)、GameLook(6)、HackerNews(1)、Bing新闻(3)</w:t>
       </w:r>
     </w:p>
     <w:p>

--- a/briefings/线口监测午报-2026-09-07.docx
+++ b/briefings/线口监测午报-2026-09-07.docx
@@ -22,7 +22,7 @@
           <w:color w:val="888888"/>
           <w:sz w:val="18"/>
         </w:rPr>
-        <w:t>监测窗口:近48小时 | 生成时间:2026-09-07 14:08</w:t>
+        <w:t>监测窗口:近48小时 | 生成时间:2026-09-07 21:28</w:t>
       </w:r>
     </w:p>
     <w:p>
@@ -70,7 +70,7 @@
           <w:color w:val="888888"/>
           <w:sz w:val="24"/>
         </w:rPr>
-        <w:t>算力芯片龙头摩尔线程触及 20cm 跌停：股价创上市以来新低，市值跌破 2000 亿元</w:t>
+        <w:t>vivo X500 系列手机全球首发蓝图光御 900 传感器，CIPA 7.0 防抖、AI 摄影助手</w:t>
       </w:r>
     </w:p>
     <w:p>
@@ -80,7 +80,7 @@
           <w:color w:val="888888"/>
           <w:sz w:val="18"/>
         </w:rPr>
-        <w:t>来源:IT之家 | 时间:09-07 10:48</w:t>
+        <w:t>来源:IT之家 | 时间:09-07 20:16</w:t>
       </w:r>
     </w:p>
     <w:p>
@@ -97,7 +97,7 @@
             <w:color w:val="0563C1"/>
             <w:u w:val="single"/>
           </w:rPr>
-          <w:t>算力芯片龙头摩尔线程触及 20cm 跌停：股价创上市以来新低，市值跌破 2000 亿元</w:t>
+          <w:t>vivo X500 系列手机全球首发蓝图光御 900 传感器，CIPA 7.0 防抖、AI 摄影助手</w:t>
         </w:r>
       </w:hyperlink>
     </w:p>
@@ -121,7 +121,7 @@
           <w:color w:val="888888"/>
           <w:sz w:val="24"/>
         </w:rPr>
-        <w:t>全球首款 AI 智能体手机：努比亚 NaviX Ultra 开启预约，下周三登场</w:t>
+        <w:t>一天烧 7000 美元！OpenAI 研究员疯狂用 AI 写代码</w:t>
       </w:r>
     </w:p>
     <w:p>
@@ -131,7 +131,7 @@
           <w:color w:val="888888"/>
           <w:sz w:val="18"/>
         </w:rPr>
-        <w:t>来源:IT之家 | 时间:09-07 10:34</w:t>
+        <w:t>来源:IT之家 | 时间:09-07 19:58</w:t>
       </w:r>
     </w:p>
     <w:p>
@@ -148,7 +148,313 @@
             <w:color w:val="0563C1"/>
             <w:u w:val="single"/>
           </w:rPr>
-          <w:t>全球首款 AI 智能体手机：努比亚 NaviX Ultra 开启预约，下周三登场</w:t>
+          <w:t>一天烧 7000 美元！OpenAI 研究员疯狂用 AI 写代码</w:t>
+        </w:r>
+      </w:hyperlink>
+    </w:p>
+    <w:p>
+      <w:pPr>
+        <w:pStyle w:val="Heading3"/>
+      </w:pPr>
+      <w:r>
+        <w:rPr>
+          <w:rFonts w:ascii="Times New Roman" w:hAnsi="Times New Roman" w:eastAsia="黑体"/>
+          <w:b w:val="0"/>
+          <w:color w:val="888888"/>
+          <w:sz w:val="24"/>
+        </w:rPr>
+        <w:t>【C级·参考】</w:t>
+      </w:r>
+      <w:r>
+        <w:rPr>
+          <w:rFonts w:ascii="Times New Roman" w:hAnsi="Times New Roman" w:eastAsia="黑体"/>
+          <w:b w:val="0"/>
+          <w:color w:val="888888"/>
+          <w:sz w:val="24"/>
+        </w:rPr>
+        <w:t>Smartphone makers don't bother to comply with EU repairability requirements</w:t>
+      </w:r>
+    </w:p>
+    <w:p>
+      <w:r>
+        <w:rPr>
+          <w:rFonts w:ascii="Times New Roman" w:hAnsi="Times New Roman" w:eastAsia="宋体"/>
+          <w:color w:val="888888"/>
+          <w:sz w:val="18"/>
+        </w:rPr>
+        <w:t>来源:Hacker News | 时间:09-07 19:46</w:t>
+      </w:r>
+    </w:p>
+    <w:p>
+      <w:r>
+        <w:rPr>
+          <w:rFonts w:ascii="Times New Roman" w:hAnsi="Times New Roman" w:eastAsia="宋体"/>
+          <w:sz w:val="18"/>
+        </w:rPr>
+        <w:t>链接:</w:t>
+      </w:r>
+      <w:hyperlink r:id="rId11">
+        <w:r>
+          <w:rPr>
+            <w:color w:val="0563C1"/>
+            <w:u w:val="single"/>
+          </w:rPr>
+          <w:t>Smartphone makers don't bother to comply with EU repairability requirements</w:t>
+        </w:r>
+      </w:hyperlink>
+    </w:p>
+    <w:p>
+      <w:pPr>
+        <w:pStyle w:val="Heading3"/>
+      </w:pPr>
+      <w:r>
+        <w:rPr>
+          <w:rFonts w:ascii="Times New Roman" w:hAnsi="Times New Roman" w:eastAsia="黑体"/>
+          <w:b w:val="0"/>
+          <w:color w:val="888888"/>
+          <w:sz w:val="24"/>
+        </w:rPr>
+        <w:t>【C级·参考】</w:t>
+      </w:r>
+      <w:r>
+        <w:rPr>
+          <w:rFonts w:ascii="Times New Roman" w:hAnsi="Times New Roman" w:eastAsia="黑体"/>
+          <w:b w:val="0"/>
+          <w:color w:val="888888"/>
+          <w:sz w:val="24"/>
+        </w:rPr>
+        <w:t>vivo 蓝图影像战略升级，将落地全新 AI 摄影助手</w:t>
+      </w:r>
+    </w:p>
+    <w:p>
+      <w:r>
+        <w:rPr>
+          <w:rFonts w:ascii="Times New Roman" w:hAnsi="Times New Roman" w:eastAsia="宋体"/>
+          <w:color w:val="888888"/>
+          <w:sz w:val="18"/>
+        </w:rPr>
+        <w:t>来源:IT之家 | 时间:09-07 19:16</w:t>
+      </w:r>
+    </w:p>
+    <w:p>
+      <w:r>
+        <w:rPr>
+          <w:rFonts w:ascii="Times New Roman" w:hAnsi="Times New Roman" w:eastAsia="宋体"/>
+          <w:sz w:val="18"/>
+        </w:rPr>
+        <w:t>链接:</w:t>
+      </w:r>
+      <w:hyperlink r:id="rId12">
+        <w:r>
+          <w:rPr>
+            <w:color w:val="0563C1"/>
+            <w:u w:val="single"/>
+          </w:rPr>
+          <w:t>vivo 蓝图影像战略升级，将落地全新 AI 摄影助手</w:t>
+        </w:r>
+      </w:hyperlink>
+    </w:p>
+    <w:p>
+      <w:pPr>
+        <w:pStyle w:val="Heading3"/>
+      </w:pPr>
+      <w:r>
+        <w:rPr>
+          <w:rFonts w:ascii="Times New Roman" w:hAnsi="Times New Roman" w:eastAsia="黑体"/>
+          <w:b w:val="0"/>
+          <w:color w:val="888888"/>
+          <w:sz w:val="24"/>
+        </w:rPr>
+        <w:t>【C级·参考】</w:t>
+      </w:r>
+      <w:r>
+        <w:rPr>
+          <w:rFonts w:ascii="Times New Roman" w:hAnsi="Times New Roman" w:eastAsia="黑体"/>
+          <w:b w:val="0"/>
+          <w:color w:val="888888"/>
+          <w:sz w:val="24"/>
+        </w:rPr>
+        <w:t>京东 JoyAI App 推出首个能实时视频购物的 AI 数字人</w:t>
+      </w:r>
+    </w:p>
+    <w:p>
+      <w:r>
+        <w:rPr>
+          <w:rFonts w:ascii="Times New Roman" w:hAnsi="Times New Roman" w:eastAsia="宋体"/>
+          <w:color w:val="888888"/>
+          <w:sz w:val="18"/>
+        </w:rPr>
+        <w:t>来源:IT之家 | 时间:09-07 18:46</w:t>
+      </w:r>
+    </w:p>
+    <w:p>
+      <w:r>
+        <w:rPr>
+          <w:rFonts w:ascii="Times New Roman" w:hAnsi="Times New Roman" w:eastAsia="宋体"/>
+          <w:sz w:val="18"/>
+        </w:rPr>
+        <w:t>链接:</w:t>
+      </w:r>
+      <w:hyperlink r:id="rId13">
+        <w:r>
+          <w:rPr>
+            <w:color w:val="0563C1"/>
+            <w:u w:val="single"/>
+          </w:rPr>
+          <w:t>京东 JoyAI App 推出首个能实时视频购物的 AI 数字人</w:t>
+        </w:r>
+      </w:hyperlink>
+    </w:p>
+    <w:p>
+      <w:pPr>
+        <w:pStyle w:val="Heading3"/>
+      </w:pPr>
+      <w:r>
+        <w:rPr>
+          <w:rFonts w:ascii="Times New Roman" w:hAnsi="Times New Roman" w:eastAsia="黑体"/>
+          <w:b w:val="0"/>
+          <w:color w:val="888888"/>
+          <w:sz w:val="24"/>
+        </w:rPr>
+        <w:t>【C级·参考】</w:t>
+      </w:r>
+      <w:r>
+        <w:rPr>
+          <w:rFonts w:ascii="Times New Roman" w:hAnsi="Times New Roman" w:eastAsia="黑体"/>
+          <w:b w:val="0"/>
+          <w:color w:val="888888"/>
+          <w:sz w:val="24"/>
+        </w:rPr>
+        <w:t>OpenAI 首席科学家呼吁放慢 AI 发展速度，警告智能体可能失控</w:t>
+      </w:r>
+    </w:p>
+    <w:p>
+      <w:r>
+        <w:rPr>
+          <w:rFonts w:ascii="Times New Roman" w:hAnsi="Times New Roman" w:eastAsia="宋体"/>
+          <w:color w:val="888888"/>
+          <w:sz w:val="18"/>
+        </w:rPr>
+        <w:t>来源:IT之家 | 时间:09-07 18:40</w:t>
+      </w:r>
+    </w:p>
+    <w:p>
+      <w:r>
+        <w:rPr>
+          <w:rFonts w:ascii="Times New Roman" w:hAnsi="Times New Roman" w:eastAsia="宋体"/>
+          <w:sz w:val="18"/>
+        </w:rPr>
+        <w:t>链接:</w:t>
+      </w:r>
+      <w:hyperlink r:id="rId14">
+        <w:r>
+          <w:rPr>
+            <w:color w:val="0563C1"/>
+            <w:u w:val="single"/>
+          </w:rPr>
+          <w:t>OpenAI 首席科学家呼吁放慢 AI 发展速度，警告智能体可能失控</w:t>
+        </w:r>
+      </w:hyperlink>
+    </w:p>
+    <w:p>
+      <w:pPr>
+        <w:pStyle w:val="Heading3"/>
+      </w:pPr>
+      <w:r>
+        <w:rPr>
+          <w:rFonts w:ascii="Times New Roman" w:hAnsi="Times New Roman" w:eastAsia="黑体"/>
+          <w:b w:val="0"/>
+          <w:color w:val="888888"/>
+          <w:sz w:val="24"/>
+        </w:rPr>
+        <w:t>【C级·参考】</w:t>
+      </w:r>
+      <w:r>
+        <w:rPr>
+          <w:rFonts w:ascii="Times New Roman" w:hAnsi="Times New Roman" w:eastAsia="黑体"/>
+          <w:b w:val="0"/>
+          <w:color w:val="888888"/>
+          <w:sz w:val="24"/>
+        </w:rPr>
+        <w:t>让 AI 替你和朋友的 AI 聊天，微信内测“小微 AI 社交”功能</w:t>
+      </w:r>
+    </w:p>
+    <w:p>
+      <w:r>
+        <w:rPr>
+          <w:rFonts w:ascii="Times New Roman" w:hAnsi="Times New Roman" w:eastAsia="宋体"/>
+          <w:color w:val="888888"/>
+          <w:sz w:val="18"/>
+        </w:rPr>
+        <w:t>来源:IT之家 | 时间:09-07 18:25</w:t>
+      </w:r>
+    </w:p>
+    <w:p>
+      <w:r>
+        <w:rPr>
+          <w:rFonts w:ascii="Times New Roman" w:hAnsi="Times New Roman" w:eastAsia="宋体"/>
+          <w:sz w:val="18"/>
+        </w:rPr>
+        <w:t>链接:</w:t>
+      </w:r>
+      <w:hyperlink r:id="rId15">
+        <w:r>
+          <w:rPr>
+            <w:color w:val="0563C1"/>
+            <w:u w:val="single"/>
+          </w:rPr>
+          <w:t>让 AI 替你和朋友的 AI 聊天，微信内测“小微 AI 社交”功能</w:t>
+        </w:r>
+      </w:hyperlink>
+    </w:p>
+    <w:p>
+      <w:pPr>
+        <w:pStyle w:val="Heading3"/>
+      </w:pPr>
+      <w:r>
+        <w:rPr>
+          <w:rFonts w:ascii="Times New Roman" w:hAnsi="Times New Roman" w:eastAsia="黑体"/>
+          <w:b w:val="0"/>
+          <w:color w:val="888888"/>
+          <w:sz w:val="24"/>
+        </w:rPr>
+        <w:t>【C级·参考】</w:t>
+      </w:r>
+      <w:r>
+        <w:rPr>
+          <w:rFonts w:ascii="Times New Roman" w:hAnsi="Times New Roman" w:eastAsia="黑体"/>
+          <w:b w:val="0"/>
+          <w:color w:val="888888"/>
+          <w:sz w:val="24"/>
+        </w:rPr>
+        <w:t>售价 4499 元起，全新一代华为 MatePad Air / 悦享款平板电脑发布</w:t>
+      </w:r>
+    </w:p>
+    <w:p>
+      <w:r>
+        <w:rPr>
+          <w:rFonts w:ascii="Times New Roman" w:hAnsi="Times New Roman" w:eastAsia="宋体"/>
+          <w:color w:val="888888"/>
+          <w:sz w:val="18"/>
+        </w:rPr>
+        <w:t>来源:IT之家 | 时间:09-07 17:24</w:t>
+      </w:r>
+    </w:p>
+    <w:p>
+      <w:r>
+        <w:rPr>
+          <w:rFonts w:ascii="Times New Roman" w:hAnsi="Times New Roman" w:eastAsia="宋体"/>
+          <w:sz w:val="18"/>
+        </w:rPr>
+        <w:t>链接:</w:t>
+      </w:r>
+      <w:hyperlink r:id="rId16">
+        <w:r>
+          <w:rPr>
+            <w:color w:val="0563C1"/>
+            <w:u w:val="single"/>
+          </w:rPr>
+          <w:t>售价 4499 元起，全新一代华为 MatePad Air / 悦享款平板电脑发布</w:t>
         </w:r>
       </w:hyperlink>
     </w:p>
@@ -193,7 +499,7 @@
         </w:rPr>
         <w:t>链接:</w:t>
       </w:r>
-      <w:hyperlink r:id="rId11">
+      <w:hyperlink r:id="rId17">
         <w:r>
           <w:rPr>
             <w:color w:val="0563C1"/>
@@ -244,13 +550,115 @@
         </w:rPr>
         <w:t>链接:</w:t>
       </w:r>
-      <w:hyperlink r:id="rId12">
+      <w:hyperlink r:id="rId18">
         <w:r>
           <w:rPr>
             <w:color w:val="0563C1"/>
             <w:u w:val="single"/>
           </w:rPr>
           <w:t>3款爆卖“AI原生游戏”怎么赢的？“千万玩家、百万套销量、月活近300万”全兑现！</w:t>
+        </w:r>
+      </w:hyperlink>
+    </w:p>
+    <w:p>
+      <w:pPr>
+        <w:pStyle w:val="Heading3"/>
+      </w:pPr>
+      <w:r>
+        <w:rPr>
+          <w:rFonts w:ascii="Times New Roman" w:hAnsi="Times New Roman" w:eastAsia="黑体"/>
+          <w:b w:val="0"/>
+          <w:color w:val="888888"/>
+          <w:sz w:val="24"/>
+        </w:rPr>
+        <w:t>【C级·参考】</w:t>
+      </w:r>
+      <w:r>
+        <w:rPr>
+          <w:rFonts w:ascii="Times New Roman" w:hAnsi="Times New Roman" w:eastAsia="黑体"/>
+          <w:b w:val="0"/>
+          <w:color w:val="888888"/>
+          <w:sz w:val="24"/>
+        </w:rPr>
+        <w:t>Meta 给 AI 眼镜打补丁：遮住指示灯就停拍</w:t>
+      </w:r>
+    </w:p>
+    <w:p>
+      <w:r>
+        <w:rPr>
+          <w:rFonts w:ascii="Times New Roman" w:hAnsi="Times New Roman" w:eastAsia="宋体"/>
+          <w:color w:val="888888"/>
+          <w:sz w:val="18"/>
+        </w:rPr>
+        <w:t>来源:Bing新闻 | 时间:09-07 06:33</w:t>
+      </w:r>
+    </w:p>
+    <w:p>
+      <w:r>
+        <w:rPr>
+          <w:rFonts w:ascii="Times New Roman" w:hAnsi="Times New Roman" w:eastAsia="宋体"/>
+          <w:sz w:val="18"/>
+        </w:rPr>
+        <w:t>链接:</w:t>
+      </w:r>
+      <w:hyperlink r:id="rId19">
+        <w:r>
+          <w:rPr>
+            <w:color w:val="0563C1"/>
+            <w:u w:val="single"/>
+          </w:rPr>
+          <w:t>Meta 给 AI 眼镜打补丁：遮住指示灯就停拍</w:t>
+        </w:r>
+      </w:hyperlink>
+    </w:p>
+    <w:p>
+      <w:pPr>
+        <w:pStyle w:val="Heading3"/>
+      </w:pPr>
+      <w:r>
+        <w:rPr>
+          <w:rFonts w:ascii="Times New Roman" w:hAnsi="Times New Roman" w:eastAsia="黑体"/>
+          <w:b w:val="0"/>
+          <w:color w:val="888888"/>
+          <w:sz w:val="24"/>
+        </w:rPr>
+        <w:t>【C级·参考】</w:t>
+      </w:r>
+      <w:r>
+        <w:rPr>
+          <w:rFonts w:ascii="Times New Roman" w:hAnsi="Times New Roman" w:eastAsia="黑体"/>
+          <w:b w:val="0"/>
+          <w:color w:val="888888"/>
+          <w:sz w:val="24"/>
+        </w:rPr>
+        <w:t>TCL实业旗下雷鸟创新两款智能眼镜新品IFA 2026首秀：全天候AI与杜比巨幕，拓展近眼显示新边界</w:t>
+      </w:r>
+    </w:p>
+    <w:p>
+      <w:r>
+        <w:rPr>
+          <w:rFonts w:ascii="Times New Roman" w:hAnsi="Times New Roman" w:eastAsia="宋体"/>
+          <w:color w:val="888888"/>
+          <w:sz w:val="18"/>
+        </w:rPr>
+        <w:t>来源:Bing新闻 | 时间:09-07 02:11</w:t>
+      </w:r>
+    </w:p>
+    <w:p>
+      <w:r>
+        <w:rPr>
+          <w:rFonts w:ascii="Times New Roman" w:hAnsi="Times New Roman" w:eastAsia="宋体"/>
+          <w:sz w:val="18"/>
+        </w:rPr>
+        <w:t>链接:</w:t>
+      </w:r>
+      <w:hyperlink r:id="rId20">
+        <w:r>
+          <w:rPr>
+            <w:color w:val="0563C1"/>
+            <w:u w:val="single"/>
+          </w:rPr>
+          <w:t>TCL实业旗下雷鸟创新两款智能眼镜新品IFA 2026首秀：全天候AI与杜比巨幕，拓展近眼显示新边界</w:t>
         </w:r>
       </w:hyperlink>
     </w:p>
@@ -295,7 +703,7 @@
         </w:rPr>
         <w:t>链接:</w:t>
       </w:r>
-      <w:hyperlink r:id="rId13">
+      <w:hyperlink r:id="rId21">
         <w:r>
           <w:rPr>
             <w:color w:val="0563C1"/>
@@ -325,7 +733,7 @@
           <w:color w:val="888888"/>
           <w:sz w:val="24"/>
         </w:rPr>
-        <w:t>Research acceleration: The view inside OpenAI</w:t>
+        <w:t>致敬未知BleeqUp发布Rover AI运动眼镜，能拍3K视频</w:t>
       </w:r>
     </w:p>
     <w:p>
@@ -335,7 +743,7 @@
           <w:color w:val="888888"/>
           <w:sz w:val="18"/>
         </w:rPr>
-        <w:t>来源:Hacker News | 时间:09-06 23:08</w:t>
+        <w:t>来源:Bing新闻 | 时间:09-07 00:41</w:t>
       </w:r>
     </w:p>
     <w:p>
@@ -346,13 +754,13 @@
         </w:rPr>
         <w:t>链接:</w:t>
       </w:r>
-      <w:hyperlink r:id="rId14">
+      <w:hyperlink r:id="rId22">
         <w:r>
           <w:rPr>
             <w:color w:val="0563C1"/>
             <w:u w:val="single"/>
           </w:rPr>
-          <w:t>Research acceleration: The view inside OpenAI</w:t>
+          <w:t>致敬未知BleeqUp发布Rover AI运动眼镜，能拍3K视频</w:t>
         </w:r>
       </w:hyperlink>
     </w:p>
@@ -376,7 +784,7 @@
           <w:color w:val="888888"/>
           <w:sz w:val="24"/>
         </w:rPr>
-        <w:t>Meta 给 AI 眼镜打补丁：遮住指示灯就停拍</w:t>
+        <w:t>闪极张波，AI眼镜最执着的人</w:t>
       </w:r>
     </w:p>
     <w:p>
@@ -386,7 +794,7 @@
           <w:color w:val="888888"/>
           <w:sz w:val="18"/>
         </w:rPr>
-        <w:t>来源:Bing新闻 | 时间:09-06 22:19</w:t>
+        <w:t>来源:Bing新闻 | 时间:09-06 17:22</w:t>
       </w:r>
     </w:p>
     <w:p>
@@ -397,64 +805,13 @@
         </w:rPr>
         <w:t>链接:</w:t>
       </w:r>
-      <w:hyperlink r:id="rId15">
+      <w:hyperlink r:id="rId23">
         <w:r>
           <w:rPr>
             <w:color w:val="0563C1"/>
             <w:u w:val="single"/>
           </w:rPr>
-          <w:t>Meta 给 AI 眼镜打补丁：遮住指示灯就停拍</w:t>
-        </w:r>
-      </w:hyperlink>
-    </w:p>
-    <w:p>
-      <w:pPr>
-        <w:pStyle w:val="Heading3"/>
-      </w:pPr>
-      <w:r>
-        <w:rPr>
-          <w:rFonts w:ascii="Times New Roman" w:hAnsi="Times New Roman" w:eastAsia="黑体"/>
-          <w:b w:val="0"/>
-          <w:color w:val="888888"/>
-          <w:sz w:val="24"/>
-        </w:rPr>
-        <w:t>【C级·参考】</w:t>
-      </w:r>
-      <w:r>
-        <w:rPr>
-          <w:rFonts w:ascii="Times New Roman" w:hAnsi="Times New Roman" w:eastAsia="黑体"/>
-          <w:b w:val="0"/>
-          <w:color w:val="888888"/>
-          <w:sz w:val="24"/>
-        </w:rPr>
-        <w:t>加南科技预告新款屏显 AI 眼镜：整机 26g、无边框设计，计划 2027 年春季发布</w:t>
-      </w:r>
-    </w:p>
-    <w:p>
-      <w:r>
-        <w:rPr>
-          <w:rFonts w:ascii="Times New Roman" w:hAnsi="Times New Roman" w:eastAsia="宋体"/>
-          <w:color w:val="888888"/>
-          <w:sz w:val="18"/>
-        </w:rPr>
-        <w:t>来源:Bing新闻 | 时间:09-06 17:57</w:t>
-      </w:r>
-    </w:p>
-    <w:p>
-      <w:r>
-        <w:rPr>
-          <w:rFonts w:ascii="Times New Roman" w:hAnsi="Times New Roman" w:eastAsia="宋体"/>
-          <w:sz w:val="18"/>
-        </w:rPr>
-        <w:t>链接:</w:t>
-      </w:r>
-      <w:hyperlink r:id="rId16">
-        <w:r>
-          <w:rPr>
-            <w:color w:val="0563C1"/>
-            <w:u w:val="single"/>
-          </w:rPr>
-          <w:t>加南科技预告新款屏显 AI 眼镜：整机 26g、无边框设计，计划 2027 年春季发布</w:t>
+          <w:t>闪极张波，AI眼镜最执着的人</w:t>
         </w:r>
       </w:hyperlink>
     </w:p>
@@ -490,7 +847,7 @@
           <w:color w:val="888888"/>
           <w:sz w:val="24"/>
         </w:rPr>
-        <w:t>iRobot 发布子母式清洁机器人 Roomba Duo</w:t>
+        <w:t>消息称三星进入人形机器人赛道，计划在明年 CES 2027 首秀</w:t>
       </w:r>
     </w:p>
     <w:p>
@@ -500,7 +857,7 @@
           <w:color w:val="888888"/>
           <w:sz w:val="18"/>
         </w:rPr>
-        <w:t>来源:IT之家 | 时间:09-07 10:03</w:t>
+        <w:t>来源:IT之家 | 时间:09-07 21:21</w:t>
       </w:r>
     </w:p>
     <w:p>
@@ -511,27 +868,15 @@
         </w:rPr>
         <w:t>链接:</w:t>
       </w:r>
-      <w:hyperlink r:id="rId17">
+      <w:hyperlink r:id="rId24">
         <w:r>
           <w:rPr>
             <w:color w:val="0563C1"/>
             <w:u w:val="single"/>
           </w:rPr>
-          <w:t>iRobot 发布子母式清洁机器人 Roomba Duo</w:t>
+          <w:t>消息称三星进入人形机器人赛道，计划在明年 CES 2027 首秀</w:t>
         </w:r>
       </w:hyperlink>
-    </w:p>
-    <w:p>
-      <w:pPr>
-        <w:pStyle w:val="Heading2"/>
-      </w:pPr>
-      <w:r>
-        <w:rPr>
-          <w:rFonts w:ascii="Times New Roman" w:hAnsi="Times New Roman" w:eastAsia="黑体"/>
-          <w:sz w:val="28"/>
-        </w:rPr>
-        <w:t>无人驾驶/低空/智慧出行</w:t>
-      </w:r>
     </w:p>
     <w:p>
       <w:pPr>
@@ -553,7 +898,7 @@
           <w:color w:val="888888"/>
           <w:sz w:val="24"/>
         </w:rPr>
-        <w:t>岚图梦想家 9 预售 48 小时小订突破 3 万台：全系 800V + 华为乾崑智驾 ADS 5，42.99 万元起</w:t>
+        <w:t>宇树科技：全球首次实现世界模型实时驱动全自主人形机器人格斗</w:t>
       </w:r>
     </w:p>
     <w:p>
@@ -563,7 +908,7 @@
           <w:color w:val="888888"/>
           <w:sz w:val="18"/>
         </w:rPr>
-        <w:t>来源:IT之家 | 时间:09-07 10:30</w:t>
+        <w:t>来源:IT之家 | 时间:09-07 19:14</w:t>
       </w:r>
     </w:p>
     <w:p>
@@ -574,15 +919,32 @@
         </w:rPr>
         <w:t>链接:</w:t>
       </w:r>
-      <w:hyperlink r:id="rId18">
+      <w:hyperlink r:id="rId25">
         <w:r>
           <w:rPr>
             <w:color w:val="0563C1"/>
             <w:u w:val="single"/>
           </w:rPr>
-          <w:t>岚图梦想家 9 预售 48 小时小订突破 3 万台：全系 800V + 华为乾崑智驾 ADS 5，42.99 万元起</w:t>
+          <w:t>宇树科技：全球首次实现世界模型实时驱动全自主人形机器人格斗</w:t>
         </w:r>
       </w:hyperlink>
+    </w:p>
+    <w:p>
+      <w:pPr>
+        <w:pStyle w:val="Heading2"/>
+      </w:pPr>
+      <w:r>
+        <w:rPr>
+          <w:rFonts w:ascii="Times New Roman" w:hAnsi="Times New Roman" w:eastAsia="黑体"/>
+          <w:sz w:val="28"/>
+        </w:rPr>
+        <w:t>无人驾驶/低空/智慧出行</w:t>
+      </w:r>
+    </w:p>
+    <w:p>
+      <w:r>
+        <w:t>本线口暂无重要更新</w:t>
+      </w:r>
     </w:p>
     <w:p>
       <w:pPr>
@@ -633,7 +995,7 @@
           <w:color w:val="888888"/>
           <w:sz w:val="24"/>
         </w:rPr>
-        <w:t>任天堂回应 Switch 2 游戏机大规模 Ban 机事件：系统临时故障</w:t>
+        <w:t>PS3 模拟器 RPCS3 迎来重大更新：支持直接读取 PS3 实体游戏光盘</w:t>
       </w:r>
     </w:p>
     <w:p>
@@ -643,7 +1005,7 @@
           <w:color w:val="888888"/>
           <w:sz w:val="18"/>
         </w:rPr>
-        <w:t>来源:IT之家 | 时间:09-07 12:22</w:t>
+        <w:t>来源:IT之家 | 时间:09-07 19:16</w:t>
       </w:r>
     </w:p>
     <w:p>
@@ -654,13 +1016,13 @@
         </w:rPr>
         <w:t>链接:</w:t>
       </w:r>
-      <w:hyperlink r:id="rId19">
+      <w:hyperlink r:id="rId26">
         <w:r>
           <w:rPr>
             <w:color w:val="0563C1"/>
             <w:u w:val="single"/>
           </w:rPr>
-          <w:t>任天堂回应 Switch 2 游戏机大规模 Ban 机事件：系统临时故障</w:t>
+          <w:t>PS3 模拟器 RPCS3 迎来重大更新：支持直接读取 PS3 实体游戏光盘</w:t>
         </w:r>
       </w:hyperlink>
     </w:p>
@@ -684,7 +1046,7 @@
           <w:color w:val="888888"/>
           <w:sz w:val="24"/>
         </w:rPr>
-        <w:t>拳头官方确认《英雄联盟》MMO 游戏并未取消，仍在开发</w:t>
+        <w:t>腾讯 WorkBuddy 华为鸿蒙手表端上线，支持多端状态实时同步</w:t>
       </w:r>
     </w:p>
     <w:p>
@@ -694,7 +1056,7 @@
           <w:color w:val="888888"/>
           <w:sz w:val="18"/>
         </w:rPr>
-        <w:t>来源:IT之家 | 时间:09-07 11:57</w:t>
+        <w:t>来源:IT之家 | 时间:09-07 18:03</w:t>
       </w:r>
     </w:p>
     <w:p>
@@ -705,13 +1067,13 @@
         </w:rPr>
         <w:t>链接:</w:t>
       </w:r>
-      <w:hyperlink r:id="rId20">
+      <w:hyperlink r:id="rId27">
         <w:r>
           <w:rPr>
             <w:color w:val="0563C1"/>
             <w:u w:val="single"/>
           </w:rPr>
-          <w:t>拳头官方确认《英雄联盟》MMO 游戏并未取消，仍在开发</w:t>
+          <w:t>腾讯 WorkBuddy 华为鸿蒙手表端上线，支持多端状态实时同步</w:t>
         </w:r>
       </w:hyperlink>
     </w:p>
@@ -735,7 +1097,7 @@
           <w:color w:val="888888"/>
           <w:sz w:val="24"/>
         </w:rPr>
-        <w:t>《以撒的结合》作者新作《喵喵的结合》简体中文翻译正式上线，游戏主机版本明日发售</w:t>
+        <w:t>长鑫科技：公司与阿里云、字节跳动、腾讯、联想、小米、传音、荣耀、OPPO、vivo 等行业核心客户均已开展深度合作</w:t>
       </w:r>
     </w:p>
     <w:p>
@@ -745,7 +1107,7 @@
           <w:color w:val="888888"/>
           <w:sz w:val="18"/>
         </w:rPr>
-        <w:t>来源:IT之家 | 时间:09-07 10:48</w:t>
+        <w:t>来源:IT之家 | 时间:09-07 17:33</w:t>
       </w:r>
     </w:p>
     <w:p>
@@ -756,13 +1118,13 @@
         </w:rPr>
         <w:t>链接:</w:t>
       </w:r>
-      <w:hyperlink r:id="rId21">
+      <w:hyperlink r:id="rId28">
         <w:r>
           <w:rPr>
             <w:color w:val="0563C1"/>
             <w:u w:val="single"/>
           </w:rPr>
-          <w:t>《以撒的结合》作者新作《喵喵的结合》简体中文翻译正式上线，游戏主机版本明日发售</w:t>
+          <w:t>长鑫科技：公司与阿里云、字节跳动、腾讯、联想、小米、传音、荣耀、OPPO、vivo 等行业核心客户均已开展深度合作</w:t>
         </w:r>
       </w:hyperlink>
     </w:p>
@@ -786,7 +1148,7 @@
           <w:color w:val="888888"/>
           <w:sz w:val="24"/>
         </w:rPr>
-        <w:t>原道预告专业 HIFI 电竞游戏声卡 PureAural，9 月 15 日发布</w:t>
+        <w:t>腾讯混元：Hy4 preview 模型升级，显著降低任务轮次及输入输出 Token 消耗</w:t>
       </w:r>
     </w:p>
     <w:p>
@@ -796,7 +1158,7 @@
           <w:color w:val="888888"/>
           <w:sz w:val="18"/>
         </w:rPr>
-        <w:t>来源:IT之家 | 时间:09-07 10:40</w:t>
+        <w:t>来源:IT之家 | 时间:09-07 17:26</w:t>
       </w:r>
     </w:p>
     <w:p>
@@ -807,13 +1169,13 @@
         </w:rPr>
         <w:t>链接:</w:t>
       </w:r>
-      <w:hyperlink r:id="rId22">
+      <w:hyperlink r:id="rId29">
         <w:r>
           <w:rPr>
             <w:color w:val="0563C1"/>
             <w:u w:val="single"/>
           </w:rPr>
-          <w:t>原道预告专业 HIFI 电竞游戏声卡 PureAural，9 月 15 日发布</w:t>
+          <w:t>腾讯混元：Hy4 preview 模型升级，显著降低任务轮次及输入输出 Token 消耗</w:t>
         </w:r>
       </w:hyperlink>
     </w:p>
@@ -837,7 +1199,7 @@
           <w:color w:val="888888"/>
           <w:sz w:val="24"/>
         </w:rPr>
-        <w:t>网易云音乐鸿蒙尝鲜内测版 App 获 9.5.84 升级，新增支持本地歌曲导入能力</w:t>
+        <w:t>从“打地鼠”到俯视战场，欧洲游戏厂商MY.GAMES点赞腾讯游戏安全ACE</w:t>
       </w:r>
     </w:p>
     <w:p>
@@ -847,7 +1209,7 @@
           <w:color w:val="888888"/>
           <w:sz w:val="18"/>
         </w:rPr>
-        <w:t>来源:IT之家 | 时间:09-07 10:40</w:t>
+        <w:t>来源:GameLook | 时间:09-07 13:17</w:t>
       </w:r>
     </w:p>
     <w:p>
@@ -858,13 +1220,13 @@
         </w:rPr>
         <w:t>链接:</w:t>
       </w:r>
-      <w:hyperlink r:id="rId23">
+      <w:hyperlink r:id="rId30">
         <w:r>
           <w:rPr>
             <w:color w:val="0563C1"/>
             <w:u w:val="single"/>
           </w:rPr>
-          <w:t>网易云音乐鸿蒙尝鲜内测版 App 获 9.5.84 升级，新增支持本地歌曲导入能力</w:t>
+          <w:t>从“打地鼠”到俯视战场，欧洲游戏厂商MY.GAMES点赞腾讯游戏安全ACE</w:t>
         </w:r>
       </w:hyperlink>
     </w:p>
@@ -909,64 +1271,13 @@
         </w:rPr>
         <w:t>链接:</w:t>
       </w:r>
-      <w:hyperlink r:id="rId24">
+      <w:hyperlink r:id="rId31">
         <w:r>
           <w:rPr>
             <w:color w:val="0563C1"/>
             <w:u w:val="single"/>
           </w:rPr>
           <w:t>暴雪自导自演“官网故障”，《星际争霸》射击游戏真要来了？</w:t>
-        </w:r>
-      </w:hyperlink>
-    </w:p>
-    <w:p>
-      <w:pPr>
-        <w:pStyle w:val="Heading3"/>
-      </w:pPr>
-      <w:r>
-        <w:rPr>
-          <w:rFonts w:ascii="Times New Roman" w:hAnsi="Times New Roman" w:eastAsia="黑体"/>
-          <w:b w:val="0"/>
-          <w:color w:val="888888"/>
-          <w:sz w:val="24"/>
-        </w:rPr>
-        <w:t>【C级·参考】</w:t>
-      </w:r>
-      <w:r>
-        <w:rPr>
-          <w:rFonts w:ascii="Times New Roman" w:hAnsi="Times New Roman" w:eastAsia="黑体"/>
-          <w:b w:val="0"/>
-          <w:color w:val="888888"/>
-          <w:sz w:val="24"/>
-        </w:rPr>
-        <w:t>消息称索尼 SIE 最新一期 State of Play 游戏发布会观看量大幅下滑</w:t>
-      </w:r>
-    </w:p>
-    <w:p>
-      <w:r>
-        <w:rPr>
-          <w:rFonts w:ascii="Times New Roman" w:hAnsi="Times New Roman" w:eastAsia="宋体"/>
-          <w:color w:val="888888"/>
-          <w:sz w:val="18"/>
-        </w:rPr>
-        <w:t>来源:IT之家 | 时间:09-07 10:05</w:t>
-      </w:r>
-    </w:p>
-    <w:p>
-      <w:r>
-        <w:rPr>
-          <w:rFonts w:ascii="Times New Roman" w:hAnsi="Times New Roman" w:eastAsia="宋体"/>
-          <w:sz w:val="18"/>
-        </w:rPr>
-        <w:t>链接:</w:t>
-      </w:r>
-      <w:hyperlink r:id="rId25">
-        <w:r>
-          <w:rPr>
-            <w:color w:val="0563C1"/>
-            <w:u w:val="single"/>
-          </w:rPr>
-          <w:t>消息称索尼 SIE 最新一期 State of Play 游戏发布会观看量大幅下滑</w:t>
         </w:r>
       </w:hyperlink>
     </w:p>
@@ -1011,7 +1322,7 @@
         </w:rPr>
         <w:t>链接:</w:t>
       </w:r>
-      <w:hyperlink r:id="rId26">
+      <w:hyperlink r:id="rId32">
         <w:r>
           <w:rPr>
             <w:color w:val="0563C1"/>
@@ -1034,9 +1345,55 @@
       </w:r>
     </w:p>
     <w:p>
+      <w:pPr>
+        <w:pStyle w:val="Heading3"/>
+      </w:pPr>
       <w:r>
-        <w:t>本线口暂无重要更新</w:t>
+        <w:rPr>
+          <w:rFonts w:ascii="Times New Roman" w:hAnsi="Times New Roman" w:eastAsia="黑体"/>
+          <w:b w:val="0"/>
+          <w:color w:val="888888"/>
+          <w:sz w:val="24"/>
+        </w:rPr>
+        <w:t>【C级·参考】</w:t>
       </w:r>
+      <w:r>
+        <w:rPr>
+          <w:rFonts w:ascii="Times New Roman" w:hAnsi="Times New Roman" w:eastAsia="黑体"/>
+          <w:b w:val="0"/>
+          <w:color w:val="888888"/>
+          <w:sz w:val="24"/>
+        </w:rPr>
+        <w:t>首发支持国补：小米手环 11 NFC 版折后 288 元，立享 50 元补贴</w:t>
+      </w:r>
+    </w:p>
+    <w:p>
+      <w:r>
+        <w:rPr>
+          <w:rFonts w:ascii="Times New Roman" w:hAnsi="Times New Roman" w:eastAsia="宋体"/>
+          <w:color w:val="888888"/>
+          <w:sz w:val="18"/>
+        </w:rPr>
+        <w:t>来源:IT之家 | 时间:09-07 20:05</w:t>
+      </w:r>
+    </w:p>
+    <w:p>
+      <w:r>
+        <w:rPr>
+          <w:rFonts w:ascii="Times New Roman" w:hAnsi="Times New Roman" w:eastAsia="宋体"/>
+          <w:sz w:val="18"/>
+        </w:rPr>
+        <w:t>链接:</w:t>
+      </w:r>
+      <w:hyperlink r:id="rId33">
+        <w:r>
+          <w:rPr>
+            <w:color w:val="0563C1"/>
+            <w:u w:val="single"/>
+          </w:rPr>
+          <w:t>首发支持国补：小米手环 11 NFC 版折后 288 元，立享 50 元补贴</w:t>
+        </w:r>
+      </w:hyperlink>
     </w:p>
     <w:p>
       <w:pPr>
@@ -1064,7 +1421,7 @@
           <w:rFonts w:ascii="Times New Roman" w:hAnsi="Times New Roman" w:eastAsia="宋体"/>
           <w:sz w:val="18"/>
         </w:rPr>
-        <w:t>IT之家(60)、GameLook(6)、HackerNews(1)、Bing新闻(3)</w:t>
+        <w:t>IT之家(60)、GameLook(7)、HackerNews(3)、Bing新闻(5)</w:t>
       </w:r>
     </w:p>
     <w:p>

--- a/briefings/线口监测午报-2026-09-07.docx
+++ b/briefings/线口监测午报-2026-09-07.docx
@@ -22,7 +22,7 @@
           <w:color w:val="888888"/>
           <w:sz w:val="18"/>
         </w:rPr>
-        <w:t>监测窗口:近48小时 | 生成时间:2026-09-07 21:28</w:t>
+        <w:t>监测窗口:近48小时 | 生成时间:2026-09-07 22:12</w:t>
       </w:r>
     </w:p>
     <w:p>
@@ -70,6 +70,159 @@
           <w:color w:val="888888"/>
           <w:sz w:val="24"/>
         </w:rPr>
+        <w:t>消息称字节正开发实时空间视频生成 AI 模型：张一鸣亲自督导，最快下个月发布</w:t>
+      </w:r>
+    </w:p>
+    <w:p>
+      <w:r>
+        <w:rPr>
+          <w:rFonts w:ascii="Times New Roman" w:hAnsi="Times New Roman" w:eastAsia="宋体"/>
+          <w:color w:val="888888"/>
+          <w:sz w:val="18"/>
+        </w:rPr>
+        <w:t>来源:IT之家 | 时间:09-07 21:51</w:t>
+      </w:r>
+    </w:p>
+    <w:p>
+      <w:r>
+        <w:rPr>
+          <w:rFonts w:ascii="Times New Roman" w:hAnsi="Times New Roman" w:eastAsia="宋体"/>
+          <w:sz w:val="18"/>
+        </w:rPr>
+        <w:t>链接:</w:t>
+      </w:r>
+      <w:hyperlink r:id="rId9">
+        <w:r>
+          <w:rPr>
+            <w:color w:val="0563C1"/>
+            <w:u w:val="single"/>
+          </w:rPr>
+          <w:t>消息称字节正开发实时空间视频生成 AI 模型：张一鸣亲自督导，最快下个月发布</w:t>
+        </w:r>
+      </w:hyperlink>
+    </w:p>
+    <w:p>
+      <w:pPr>
+        <w:pStyle w:val="Heading3"/>
+      </w:pPr>
+      <w:r>
+        <w:rPr>
+          <w:rFonts w:ascii="Times New Roman" w:hAnsi="Times New Roman" w:eastAsia="黑体"/>
+          <w:b w:val="0"/>
+          <w:color w:val="888888"/>
+          <w:sz w:val="24"/>
+        </w:rPr>
+        <w:t>【C级·参考】</w:t>
+      </w:r>
+      <w:r>
+        <w:rPr>
+          <w:rFonts w:ascii="Times New Roman" w:hAnsi="Times New Roman" w:eastAsia="黑体"/>
+          <w:b w:val="0"/>
+          <w:color w:val="888888"/>
+          <w:sz w:val="24"/>
+        </w:rPr>
+        <w:t>驰为 UniBox AI495 Pro 迷你主机亮相，X 型金属框架设计</w:t>
+      </w:r>
+    </w:p>
+    <w:p>
+      <w:r>
+        <w:rPr>
+          <w:rFonts w:ascii="Times New Roman" w:hAnsi="Times New Roman" w:eastAsia="宋体"/>
+          <w:color w:val="888888"/>
+          <w:sz w:val="18"/>
+        </w:rPr>
+        <w:t>来源:IT之家 | 时间:09-07 21:37</w:t>
+      </w:r>
+    </w:p>
+    <w:p>
+      <w:r>
+        <w:rPr>
+          <w:rFonts w:ascii="Times New Roman" w:hAnsi="Times New Roman" w:eastAsia="宋体"/>
+          <w:sz w:val="18"/>
+        </w:rPr>
+        <w:t>链接:</w:t>
+      </w:r>
+      <w:hyperlink r:id="rId10">
+        <w:r>
+          <w:rPr>
+            <w:color w:val="0563C1"/>
+            <w:u w:val="single"/>
+          </w:rPr>
+          <w:t>驰为 UniBox AI495 Pro 迷你主机亮相，X 型金属框架设计</w:t>
+        </w:r>
+      </w:hyperlink>
+    </w:p>
+    <w:p>
+      <w:pPr>
+        <w:pStyle w:val="Heading3"/>
+      </w:pPr>
+      <w:r>
+        <w:rPr>
+          <w:rFonts w:ascii="Times New Roman" w:hAnsi="Times New Roman" w:eastAsia="黑体"/>
+          <w:b w:val="0"/>
+          <w:color w:val="888888"/>
+          <w:sz w:val="24"/>
+        </w:rPr>
+        <w:t>【C级·参考】</w:t>
+      </w:r>
+      <w:r>
+        <w:rPr>
+          <w:rFonts w:ascii="Times New Roman" w:hAnsi="Times New Roman" w:eastAsia="黑体"/>
+          <w:b w:val="0"/>
+          <w:color w:val="888888"/>
+          <w:sz w:val="24"/>
+        </w:rPr>
+        <w:t>De-Brainrot Vacations</w:t>
+      </w:r>
+    </w:p>
+    <w:p>
+      <w:r>
+        <w:rPr>
+          <w:rFonts w:ascii="Times New Roman" w:hAnsi="Times New Roman" w:eastAsia="宋体"/>
+          <w:color w:val="888888"/>
+          <w:sz w:val="18"/>
+        </w:rPr>
+        <w:t>来源:Hacker News | 时间:09-07 21:00</w:t>
+      </w:r>
+    </w:p>
+    <w:p>
+      <w:r>
+        <w:rPr>
+          <w:rFonts w:ascii="Times New Roman" w:hAnsi="Times New Roman" w:eastAsia="宋体"/>
+          <w:sz w:val="18"/>
+        </w:rPr>
+        <w:t>链接:</w:t>
+      </w:r>
+      <w:hyperlink r:id="rId11">
+        <w:r>
+          <w:rPr>
+            <w:color w:val="0563C1"/>
+            <w:u w:val="single"/>
+          </w:rPr>
+          <w:t>De-Brainrot Vacations</w:t>
+        </w:r>
+      </w:hyperlink>
+    </w:p>
+    <w:p>
+      <w:pPr>
+        <w:pStyle w:val="Heading3"/>
+      </w:pPr>
+      <w:r>
+        <w:rPr>
+          <w:rFonts w:ascii="Times New Roman" w:hAnsi="Times New Roman" w:eastAsia="黑体"/>
+          <w:b w:val="0"/>
+          <w:color w:val="888888"/>
+          <w:sz w:val="24"/>
+        </w:rPr>
+        <w:t>【C级·参考】</w:t>
+      </w:r>
+      <w:r>
+        <w:rPr>
+          <w:rFonts w:ascii="Times New Roman" w:hAnsi="Times New Roman" w:eastAsia="黑体"/>
+          <w:b w:val="0"/>
+          <w:color w:val="888888"/>
+          <w:sz w:val="24"/>
+        </w:rPr>
         <w:t>vivo X500 系列手机全球首发蓝图光御 900 传感器，CIPA 7.0 防抖、AI 摄影助手</w:t>
       </w:r>
     </w:p>
@@ -91,7 +244,7 @@
         </w:rPr>
         <w:t>链接:</w:t>
       </w:r>
-      <w:hyperlink r:id="rId9">
+      <w:hyperlink r:id="rId12">
         <w:r>
           <w:rPr>
             <w:color w:val="0563C1"/>
@@ -142,7 +295,7 @@
         </w:rPr>
         <w:t>链接:</w:t>
       </w:r>
-      <w:hyperlink r:id="rId10">
+      <w:hyperlink r:id="rId13">
         <w:r>
           <w:rPr>
             <w:color w:val="0563C1"/>
@@ -193,7 +346,7 @@
         </w:rPr>
         <w:t>链接:</w:t>
       </w:r>
-      <w:hyperlink r:id="rId11">
+      <w:hyperlink r:id="rId14">
         <w:r>
           <w:rPr>
             <w:color w:val="0563C1"/>
@@ -244,7 +397,7 @@
         </w:rPr>
         <w:t>链接:</w:t>
       </w:r>
-      <w:hyperlink r:id="rId12">
+      <w:hyperlink r:id="rId15">
         <w:r>
           <w:rPr>
             <w:color w:val="0563C1"/>
@@ -295,7 +448,7 @@
         </w:rPr>
         <w:t>链接:</w:t>
       </w:r>
-      <w:hyperlink r:id="rId13">
+      <w:hyperlink r:id="rId16">
         <w:r>
           <w:rPr>
             <w:color w:val="0563C1"/>
@@ -346,7 +499,7 @@
         </w:rPr>
         <w:t>链接:</w:t>
       </w:r>
-      <w:hyperlink r:id="rId14">
+      <w:hyperlink r:id="rId17">
         <w:r>
           <w:rPr>
             <w:color w:val="0563C1"/>
@@ -397,7 +550,7 @@
         </w:rPr>
         <w:t>链接:</w:t>
       </w:r>
-      <w:hyperlink r:id="rId15">
+      <w:hyperlink r:id="rId18">
         <w:r>
           <w:rPr>
             <w:color w:val="0563C1"/>
@@ -427,7 +580,7 @@
           <w:color w:val="888888"/>
           <w:sz w:val="24"/>
         </w:rPr>
-        <w:t>售价 4499 元起，全新一代华为 MatePad Air / 悦享款平板电脑发布</w:t>
+        <w:t>致敬未知BleeqUp发布Rover AI运动眼镜，能拍3K视频</w:t>
       </w:r>
     </w:p>
     <w:p>
@@ -437,7 +590,7 @@
           <w:color w:val="888888"/>
           <w:sz w:val="18"/>
         </w:rPr>
-        <w:t>来源:IT之家 | 时间:09-07 17:24</w:t>
+        <w:t>来源:Bing新闻 | 时间:09-07 14:42</w:t>
       </w:r>
     </w:p>
     <w:p>
@@ -448,13 +601,13 @@
         </w:rPr>
         <w:t>链接:</w:t>
       </w:r>
-      <w:hyperlink r:id="rId16">
+      <w:hyperlink r:id="rId19">
         <w:r>
           <w:rPr>
             <w:color w:val="0563C1"/>
             <w:u w:val="single"/>
           </w:rPr>
-          <w:t>售价 4499 元起，全新一代华为 MatePad Air / 悦享款平板电脑发布</w:t>
+          <w:t>致敬未知BleeqUp发布Rover AI运动眼镜，能拍3K视频</w:t>
         </w:r>
       </w:hyperlink>
     </w:p>
@@ -499,7 +652,7 @@
         </w:rPr>
         <w:t>链接:</w:t>
       </w:r>
-      <w:hyperlink r:id="rId17">
+      <w:hyperlink r:id="rId20">
         <w:r>
           <w:rPr>
             <w:color w:val="0563C1"/>
@@ -550,7 +703,7 @@
         </w:rPr>
         <w:t>链接:</w:t>
       </w:r>
-      <w:hyperlink r:id="rId18">
+      <w:hyperlink r:id="rId21">
         <w:r>
           <w:rPr>
             <w:color w:val="0563C1"/>
@@ -601,7 +754,7 @@
         </w:rPr>
         <w:t>链接:</w:t>
       </w:r>
-      <w:hyperlink r:id="rId19">
+      <w:hyperlink r:id="rId22">
         <w:r>
           <w:rPr>
             <w:color w:val="0563C1"/>
@@ -652,7 +805,7 @@
         </w:rPr>
         <w:t>链接:</w:t>
       </w:r>
-      <w:hyperlink r:id="rId20">
+      <w:hyperlink r:id="rId23">
         <w:r>
           <w:rPr>
             <w:color w:val="0563C1"/>
@@ -703,64 +856,13 @@
         </w:rPr>
         <w:t>链接:</w:t>
       </w:r>
-      <w:hyperlink r:id="rId21">
+      <w:hyperlink r:id="rId24">
         <w:r>
           <w:rPr>
             <w:color w:val="0563C1"/>
             <w:u w:val="single"/>
           </w:rPr>
           <w:t>IFA重磅新品！全能AI眼镜来袭，解锁记录仪、翻译、对讲全新体验</w:t>
-        </w:r>
-      </w:hyperlink>
-    </w:p>
-    <w:p>
-      <w:pPr>
-        <w:pStyle w:val="Heading3"/>
-      </w:pPr>
-      <w:r>
-        <w:rPr>
-          <w:rFonts w:ascii="Times New Roman" w:hAnsi="Times New Roman" w:eastAsia="黑体"/>
-          <w:b w:val="0"/>
-          <w:color w:val="888888"/>
-          <w:sz w:val="24"/>
-        </w:rPr>
-        <w:t>【C级·参考】</w:t>
-      </w:r>
-      <w:r>
-        <w:rPr>
-          <w:rFonts w:ascii="Times New Roman" w:hAnsi="Times New Roman" w:eastAsia="黑体"/>
-          <w:b w:val="0"/>
-          <w:color w:val="888888"/>
-          <w:sz w:val="24"/>
-        </w:rPr>
-        <w:t>致敬未知BleeqUp发布Rover AI运动眼镜，能拍3K视频</w:t>
-      </w:r>
-    </w:p>
-    <w:p>
-      <w:r>
-        <w:rPr>
-          <w:rFonts w:ascii="Times New Roman" w:hAnsi="Times New Roman" w:eastAsia="宋体"/>
-          <w:color w:val="888888"/>
-          <w:sz w:val="18"/>
-        </w:rPr>
-        <w:t>来源:Bing新闻 | 时间:09-07 00:41</w:t>
-      </w:r>
-    </w:p>
-    <w:p>
-      <w:r>
-        <w:rPr>
-          <w:rFonts w:ascii="Times New Roman" w:hAnsi="Times New Roman" w:eastAsia="宋体"/>
-          <w:sz w:val="18"/>
-        </w:rPr>
-        <w:t>链接:</w:t>
-      </w:r>
-      <w:hyperlink r:id="rId22">
-        <w:r>
-          <w:rPr>
-            <w:color w:val="0563C1"/>
-            <w:u w:val="single"/>
-          </w:rPr>
-          <w:t>致敬未知BleeqUp发布Rover AI运动眼镜，能拍3K视频</w:t>
         </w:r>
       </w:hyperlink>
     </w:p>
@@ -805,13 +907,64 @@
         </w:rPr>
         <w:t>链接:</w:t>
       </w:r>
-      <w:hyperlink r:id="rId23">
+      <w:hyperlink r:id="rId25">
         <w:r>
           <w:rPr>
             <w:color w:val="0563C1"/>
             <w:u w:val="single"/>
           </w:rPr>
           <w:t>闪极张波，AI眼镜最执着的人</w:t>
+        </w:r>
+      </w:hyperlink>
+    </w:p>
+    <w:p>
+      <w:pPr>
+        <w:pStyle w:val="Heading3"/>
+      </w:pPr>
+      <w:r>
+        <w:rPr>
+          <w:rFonts w:ascii="Times New Roman" w:hAnsi="Times New Roman" w:eastAsia="黑体"/>
+          <w:b w:val="0"/>
+          <w:color w:val="888888"/>
+          <w:sz w:val="24"/>
+        </w:rPr>
+        <w:t>【C级·参考】</w:t>
+      </w:r>
+      <w:r>
+        <w:rPr>
+          <w:rFonts w:ascii="Times New Roman" w:hAnsi="Times New Roman" w:eastAsia="黑体"/>
+          <w:b w:val="0"/>
+          <w:color w:val="888888"/>
+          <w:sz w:val="24"/>
+        </w:rPr>
+        <w:t>加南科技新款屏显AI眼镜来袭! 26g轻巧机身，2027年春季将正式亮相</w:t>
+      </w:r>
+    </w:p>
+    <w:p>
+      <w:r>
+        <w:rPr>
+          <w:rFonts w:ascii="Times New Roman" w:hAnsi="Times New Roman" w:eastAsia="宋体"/>
+          <w:color w:val="888888"/>
+          <w:sz w:val="18"/>
+        </w:rPr>
+        <w:t>来源:Bing新闻 | 时间:09-06 13:28</w:t>
+      </w:r>
+    </w:p>
+    <w:p>
+      <w:r>
+        <w:rPr>
+          <w:rFonts w:ascii="Times New Roman" w:hAnsi="Times New Roman" w:eastAsia="宋体"/>
+          <w:sz w:val="18"/>
+        </w:rPr>
+        <w:t>链接:</w:t>
+      </w:r>
+      <w:hyperlink r:id="rId26">
+        <w:r>
+          <w:rPr>
+            <w:color w:val="0563C1"/>
+            <w:u w:val="single"/>
+          </w:rPr>
+          <w:t>加南科技新款屏显AI眼镜来袭! 26g轻巧机身，2027年春季将正式亮相</w:t>
         </w:r>
       </w:hyperlink>
     </w:p>
@@ -868,7 +1021,7 @@
         </w:rPr>
         <w:t>链接:</w:t>
       </w:r>
-      <w:hyperlink r:id="rId24">
+      <w:hyperlink r:id="rId27">
         <w:r>
           <w:rPr>
             <w:color w:val="0563C1"/>
@@ -919,7 +1072,7 @@
         </w:rPr>
         <w:t>链接:</w:t>
       </w:r>
-      <w:hyperlink r:id="rId25">
+      <w:hyperlink r:id="rId28">
         <w:r>
           <w:rPr>
             <w:color w:val="0563C1"/>
@@ -1016,7 +1169,7 @@
         </w:rPr>
         <w:t>链接:</w:t>
       </w:r>
-      <w:hyperlink r:id="rId26">
+      <w:hyperlink r:id="rId29">
         <w:r>
           <w:rPr>
             <w:color w:val="0563C1"/>
@@ -1067,115 +1220,13 @@
         </w:rPr>
         <w:t>链接:</w:t>
       </w:r>
-      <w:hyperlink r:id="rId27">
+      <w:hyperlink r:id="rId30">
         <w:r>
           <w:rPr>
             <w:color w:val="0563C1"/>
             <w:u w:val="single"/>
           </w:rPr>
           <w:t>腾讯 WorkBuddy 华为鸿蒙手表端上线，支持多端状态实时同步</w:t>
-        </w:r>
-      </w:hyperlink>
-    </w:p>
-    <w:p>
-      <w:pPr>
-        <w:pStyle w:val="Heading3"/>
-      </w:pPr>
-      <w:r>
-        <w:rPr>
-          <w:rFonts w:ascii="Times New Roman" w:hAnsi="Times New Roman" w:eastAsia="黑体"/>
-          <w:b w:val="0"/>
-          <w:color w:val="888888"/>
-          <w:sz w:val="24"/>
-        </w:rPr>
-        <w:t>【C级·参考】</w:t>
-      </w:r>
-      <w:r>
-        <w:rPr>
-          <w:rFonts w:ascii="Times New Roman" w:hAnsi="Times New Roman" w:eastAsia="黑体"/>
-          <w:b w:val="0"/>
-          <w:color w:val="888888"/>
-          <w:sz w:val="24"/>
-        </w:rPr>
-        <w:t>长鑫科技：公司与阿里云、字节跳动、腾讯、联想、小米、传音、荣耀、OPPO、vivo 等行业核心客户均已开展深度合作</w:t>
-      </w:r>
-    </w:p>
-    <w:p>
-      <w:r>
-        <w:rPr>
-          <w:rFonts w:ascii="Times New Roman" w:hAnsi="Times New Roman" w:eastAsia="宋体"/>
-          <w:color w:val="888888"/>
-          <w:sz w:val="18"/>
-        </w:rPr>
-        <w:t>来源:IT之家 | 时间:09-07 17:33</w:t>
-      </w:r>
-    </w:p>
-    <w:p>
-      <w:r>
-        <w:rPr>
-          <w:rFonts w:ascii="Times New Roman" w:hAnsi="Times New Roman" w:eastAsia="宋体"/>
-          <w:sz w:val="18"/>
-        </w:rPr>
-        <w:t>链接:</w:t>
-      </w:r>
-      <w:hyperlink r:id="rId28">
-        <w:r>
-          <w:rPr>
-            <w:color w:val="0563C1"/>
-            <w:u w:val="single"/>
-          </w:rPr>
-          <w:t>长鑫科技：公司与阿里云、字节跳动、腾讯、联想、小米、传音、荣耀、OPPO、vivo 等行业核心客户均已开展深度合作</w:t>
-        </w:r>
-      </w:hyperlink>
-    </w:p>
-    <w:p>
-      <w:pPr>
-        <w:pStyle w:val="Heading3"/>
-      </w:pPr>
-      <w:r>
-        <w:rPr>
-          <w:rFonts w:ascii="Times New Roman" w:hAnsi="Times New Roman" w:eastAsia="黑体"/>
-          <w:b w:val="0"/>
-          <w:color w:val="888888"/>
-          <w:sz w:val="24"/>
-        </w:rPr>
-        <w:t>【C级·参考】</w:t>
-      </w:r>
-      <w:r>
-        <w:rPr>
-          <w:rFonts w:ascii="Times New Roman" w:hAnsi="Times New Roman" w:eastAsia="黑体"/>
-          <w:b w:val="0"/>
-          <w:color w:val="888888"/>
-          <w:sz w:val="24"/>
-        </w:rPr>
-        <w:t>腾讯混元：Hy4 preview 模型升级，显著降低任务轮次及输入输出 Token 消耗</w:t>
-      </w:r>
-    </w:p>
-    <w:p>
-      <w:r>
-        <w:rPr>
-          <w:rFonts w:ascii="Times New Roman" w:hAnsi="Times New Roman" w:eastAsia="宋体"/>
-          <w:color w:val="888888"/>
-          <w:sz w:val="18"/>
-        </w:rPr>
-        <w:t>来源:IT之家 | 时间:09-07 17:26</w:t>
-      </w:r>
-    </w:p>
-    <w:p>
-      <w:r>
-        <w:rPr>
-          <w:rFonts w:ascii="Times New Roman" w:hAnsi="Times New Roman" w:eastAsia="宋体"/>
-          <w:sz w:val="18"/>
-        </w:rPr>
-        <w:t>链接:</w:t>
-      </w:r>
-      <w:hyperlink r:id="rId29">
-        <w:r>
-          <w:rPr>
-            <w:color w:val="0563C1"/>
-            <w:u w:val="single"/>
-          </w:rPr>
-          <w:t>腾讯混元：Hy4 preview 模型升级，显著降低任务轮次及输入输出 Token 消耗</w:t>
         </w:r>
       </w:hyperlink>
     </w:p>
@@ -1220,7 +1271,7 @@
         </w:rPr>
         <w:t>链接:</w:t>
       </w:r>
-      <w:hyperlink r:id="rId30">
+      <w:hyperlink r:id="rId31">
         <w:r>
           <w:rPr>
             <w:color w:val="0563C1"/>
@@ -1271,7 +1322,7 @@
         </w:rPr>
         <w:t>链接:</w:t>
       </w:r>
-      <w:hyperlink r:id="rId31">
+      <w:hyperlink r:id="rId32">
         <w:r>
           <w:rPr>
             <w:color w:val="0563C1"/>
@@ -1322,7 +1373,7 @@
         </w:rPr>
         <w:t>链接:</w:t>
       </w:r>
-      <w:hyperlink r:id="rId32">
+      <w:hyperlink r:id="rId33">
         <w:r>
           <w:rPr>
             <w:color w:val="0563C1"/>
@@ -1385,7 +1436,7 @@
         </w:rPr>
         <w:t>链接:</w:t>
       </w:r>
-      <w:hyperlink r:id="rId33">
+      <w:hyperlink r:id="rId34">
         <w:r>
           <w:rPr>
             <w:color w:val="0563C1"/>
@@ -1421,7 +1472,7 @@
           <w:rFonts w:ascii="Times New Roman" w:hAnsi="Times New Roman" w:eastAsia="宋体"/>
           <w:sz w:val="18"/>
         </w:rPr>
-        <w:t>IT之家(60)、GameLook(7)、HackerNews(3)、Bing新闻(5)</w:t>
+        <w:t>IT之家(60)、GameLook(7)、HackerNews(5)、Bing新闻(6)</w:t>
       </w:r>
     </w:p>
     <w:p>
